--- a/lessons/1-2-group1/homework.docx
+++ b/lessons/1-2-group1/homework.docx
@@ -115,7 +115,7 @@
           <wp:inline distT="0" distB="0" distL="0" distR="0">
             <wp:extent cx="1047750" cy="790575"/>
             <wp:effectExtent t="0" r="0" b="0" l="0"/>
-            <wp:docPr id="1" name="" descr="" title=""/>
+            <wp:docPr id="1" name="quantity" descr="Picture illustrating the vocabulary word &quot;quantity&quot;" title="quantity"/>
             <wp:cNvGraphicFramePr>
               <a:graphicFrameLocks xmlns:a="http://schemas.openxmlformats.org/drawingml/2006/main" noChangeAspect="1"/>
             </wp:cNvGraphicFramePr>
@@ -178,7 +178,7 @@
           <wp:inline distT="0" distB="0" distL="0" distR="0">
             <wp:extent cx="1047750" cy="790575"/>
             <wp:effectExtent t="0" r="0" b="0" l="0"/>
-            <wp:docPr id="1" name="" descr="" title=""/>
+            <wp:docPr id="1" name="relationship" descr="Picture illustrating the vocabulary word &quot;relationship&quot;" title="relationship"/>
             <wp:cNvGraphicFramePr>
               <a:graphicFrameLocks xmlns:a="http://schemas.openxmlformats.org/drawingml/2006/main" noChangeAspect="1"/>
             </wp:cNvGraphicFramePr>
@@ -241,7 +241,7 @@
           <wp:inline distT="0" distB="0" distL="0" distR="0">
             <wp:extent cx="1047750" cy="790575"/>
             <wp:effectExtent t="0" r="0" b="0" l="0"/>
-            <wp:docPr id="1" name="" descr="" title=""/>
+            <wp:docPr id="1" name="strategy" descr="Picture illustrating the vocabulary word &quot;strategy&quot;" title="strategy"/>
             <wp:cNvGraphicFramePr>
               <a:graphicFrameLocks xmlns:a="http://schemas.openxmlformats.org/drawingml/2006/main" noChangeAspect="1"/>
             </wp:cNvGraphicFramePr>
@@ -304,7 +304,7 @@
           <wp:inline distT="0" distB="0" distL="0" distR="0">
             <wp:extent cx="1047750" cy="790575"/>
             <wp:effectExtent t="0" r="0" b="0" l="0"/>
-            <wp:docPr id="1" name="" descr="" title=""/>
+            <wp:docPr id="1" name="reasonable" descr="Picture illustrating the vocabulary word &quot;reasonable&quot;" title="reasonable"/>
             <wp:cNvGraphicFramePr>
               <a:graphicFrameLocks xmlns:a="http://schemas.openxmlformats.org/drawingml/2006/main" noChangeAspect="1"/>
             </wp:cNvGraphicFramePr>
@@ -367,7 +367,7 @@
           <wp:inline distT="0" distB="0" distL="0" distR="0">
             <wp:extent cx="1047750" cy="790575"/>
             <wp:effectExtent t="0" r="0" b="0" l="0"/>
-            <wp:docPr id="1" name="" descr="" title=""/>
+            <wp:docPr id="1" name="persevere" descr="Picture illustrating the vocabulary word &quot;persevere&quot;" title="persevere"/>
             <wp:cNvGraphicFramePr>
               <a:graphicFrameLocks xmlns:a="http://schemas.openxmlformats.org/drawingml/2006/main" noChangeAspect="1"/>
             </wp:cNvGraphicFramePr>
@@ -461,31 +461,31 @@
         <w:spacing w:after="40" w:before="0"/>
       </w:pPr>
       <w:r>
-        <w:t xml:space="preserve">     A. 100 + 5.76</w:t>
-      </w:r>
-    </w:p>
-    <w:p>
-      <w:pPr>
-        <w:spacing w:after="40" w:before="0"/>
-      </w:pPr>
-      <w:r>
-        <w:t xml:space="preserve">     B. 100 + 5.076</w:t>
-      </w:r>
-    </w:p>
-    <w:p>
-      <w:pPr>
-        <w:spacing w:after="40" w:before="0"/>
-      </w:pPr>
-      <w:r>
-        <w:t xml:space="preserve">     C. 105 + 7.6</w:t>
-      </w:r>
-    </w:p>
-    <w:p>
-      <w:pPr>
-        <w:spacing w:after="40" w:before="0"/>
-      </w:pPr>
-      <w:r>
-        <w:t xml:space="preserve">     D. 10 + 5.76</w:t>
+        <w:t xml:space="preserve">     A. 10 + 5.76</w:t>
+      </w:r>
+    </w:p>
+    <w:p>
+      <w:pPr>
+        <w:spacing w:after="40" w:before="0"/>
+      </w:pPr>
+      <w:r>
+        <w:t xml:space="preserve">     B. 100 + 5.76</w:t>
+      </w:r>
+    </w:p>
+    <w:p>
+      <w:pPr>
+        <w:spacing w:after="40" w:before="0"/>
+      </w:pPr>
+      <w:r>
+        <w:t xml:space="preserve">     C. 100 + 5.076</w:t>
+      </w:r>
+    </w:p>
+    <w:p>
+      <w:pPr>
+        <w:spacing w:after="40" w:before="0"/>
+      </w:pPr>
+      <w:r>
+        <w:t xml:space="preserve">     D. 105 + 7.6</w:t>
       </w:r>
     </w:p>
     <w:p>
@@ -516,23 +516,23 @@
         <w:spacing w:after="40" w:before="0"/>
       </w:pPr>
       <w:r>
-        <w:t xml:space="preserve">     A. 110 − 4.24</w:t>
-      </w:r>
-    </w:p>
-    <w:p>
-      <w:pPr>
-        <w:spacing w:after="40" w:before="0"/>
-      </w:pPr>
-      <w:r>
-        <w:t xml:space="preserve">     B. 110 − 5.24</w:t>
-      </w:r>
-    </w:p>
-    <w:p>
-      <w:pPr>
-        <w:spacing w:after="40" w:before="0"/>
-      </w:pPr>
-      <w:r>
-        <w:t xml:space="preserve">     C. 106 − 0.34</w:t>
+        <w:t xml:space="preserve">     A. 106 − 0.34</w:t>
+      </w:r>
+    </w:p>
+    <w:p>
+      <w:pPr>
+        <w:spacing w:after="40" w:before="0"/>
+      </w:pPr>
+      <w:r>
+        <w:t xml:space="preserve">     B. 110 − 4.24</w:t>
+      </w:r>
+    </w:p>
+    <w:p>
+      <w:pPr>
+        <w:spacing w:after="40" w:before="0"/>
+      </w:pPr>
+      <w:r>
+        <w:t xml:space="preserve">     C. 110 − 5.24</w:t>
       </w:r>
     </w:p>
     <w:p>
@@ -626,23 +626,23 @@
         <w:spacing w:after="40" w:before="0"/>
       </w:pPr>
       <w:r>
-        <w:t xml:space="preserve">     A. 12 blocks</w:t>
-      </w:r>
-    </w:p>
-    <w:p>
-      <w:pPr>
-        <w:spacing w:after="40" w:before="0"/>
-      </w:pPr>
-      <w:r>
-        <w:t xml:space="preserve">     B. 24 blocks</w:t>
-      </w:r>
-    </w:p>
-    <w:p>
-      <w:pPr>
-        <w:spacing w:after="40" w:before="0"/>
-      </w:pPr>
-      <w:r>
-        <w:t xml:space="preserve">     C. 2 blocks</w:t>
+        <w:t xml:space="preserve">     A. 2 blocks</w:t>
+      </w:r>
+    </w:p>
+    <w:p>
+      <w:pPr>
+        <w:spacing w:after="40" w:before="0"/>
+      </w:pPr>
+      <w:r>
+        <w:t xml:space="preserve">     B. 12 blocks</w:t>
+      </w:r>
+    </w:p>
+    <w:p>
+      <w:pPr>
+        <w:spacing w:after="40" w:before="0"/>
+      </w:pPr>
+      <w:r>
+        <w:t xml:space="preserve">     C. 24 blocks</w:t>
       </w:r>
     </w:p>
     <w:p>
@@ -681,15 +681,15 @@
         <w:spacing w:after="40" w:before="0"/>
       </w:pPr>
       <w:r>
-        <w:t xml:space="preserve">     A. 15 blocks — Ben has walked farther</w:t>
-      </w:r>
-    </w:p>
-    <w:p>
-      <w:pPr>
-        <w:spacing w:after="40" w:before="0"/>
-      </w:pPr>
-      <w:r>
-        <w:t xml:space="preserve">     B. 5 blocks — Ana has walked farther</w:t>
+        <w:t xml:space="preserve">     A. 5 blocks — Ana has walked farther</w:t>
+      </w:r>
+    </w:p>
+    <w:p>
+      <w:pPr>
+        <w:spacing w:after="40" w:before="0"/>
+      </w:pPr>
+      <w:r>
+        <w:t xml:space="preserve">     B. 15 blocks — Ben has walked farther</w:t>
       </w:r>
     </w:p>
     <w:p>
@@ -728,7 +728,7 @@
           <w:b/>
           <w:bCs/>
         </w:rPr>
-        <w:t xml:space="preserve">6. </w:t>
+        <w:t xml:space="preserve">6. Explain your plan for comparing Ana's and Ben's distances. Use the words we know, we don't know, and my strategy is.</w:t>
       </w:r>
     </w:p>
     <w:p>
@@ -839,7 +839,7 @@
           <w:b/>
           <w:bCs/>
         </w:rPr>
-        <w:t xml:space="preserve">8. </w:t>
+        <w:t xml:space="preserve">8. A third student, Cam, has walked 2/3 of an 18-block route. Work out how far Cam has walked, then place all three students in order. Say what strategy you used.</w:t>
       </w:r>
     </w:p>
     <w:p>
@@ -851,6 +851,79 @@
           <w:color w:val="BBBBBB"/>
         </w:rPr>
         <w:t xml:space="preserve">______________________________________________________________________</w:t>
+      </w:r>
+    </w:p>
+    <w:p>
+      <w:pPr>
+        <w:spacing w:after="60" w:before="120"/>
+      </w:pPr>
+      <w:r>
+        <w:rPr>
+          <w:color w:val="BBBBBB"/>
+        </w:rPr>
+        <w:t xml:space="preserve">______________________________________________________________________</w:t>
+      </w:r>
+    </w:p>
+    <w:p>
+      <w:pPr>
+        <w:spacing w:after="60" w:before="120"/>
+      </w:pPr>
+      <w:r>
+        <w:rPr>
+          <w:color w:val="BBBBBB"/>
+        </w:rPr>
+        <w:t xml:space="preserve">______________________________________________________________________</w:t>
+      </w:r>
+    </w:p>
+    <w:p>
+      <w:pPr>
+        <w:spacing w:after="60" w:before="120"/>
+      </w:pPr>
+      <w:r>
+        <w:rPr>
+          <w:color w:val="BBBBBB"/>
+        </w:rPr>
+        <w:t xml:space="preserve">______________________________________________________________________</w:t>
+      </w:r>
+    </w:p>
+    <w:p>
+      <w:pPr>
+        <w:spacing w:after="80" w:before="0"/>
+      </w:pPr>
+      <w:r>
+        <w:rPr>
+          <w:b/>
+          <w:bCs/>
+        </w:rPr>
+        <w:t xml:space="preserve">9. Fix our table's thinking</w:t>
+      </w:r>
+    </w:p>
+    <w:p>
+      <w:pPr>
+        <w:spacing w:after="40" w:before="0"/>
+      </w:pPr>
+      <w:r>
+        <w:t xml:space="preserve">   Step 1 (The problem): Ana's route is 24 blocks long and she has walked 1/2 of it. Ben's route is 20 blocks and he has walked 3/4 of it. Before you calculate anything: which question do you have to answer to tell who has walked farther?</w:t>
+      </w:r>
+    </w:p>
+    <w:p>
+      <w:pPr>
+        <w:spacing w:after="40" w:before="0"/>
+      </w:pPr>
+      <w:r>
+        <w:t xml:space="preserve">   Step 2 (A classmate at our table answered): Whose whole route is longer</w:t>
+      </w:r>
+    </w:p>
+    <w:p>
+      <w:pPr>
+        <w:spacing w:after="60" w:before="0"/>
+      </w:pPr>
+      <w:r>
+        <w:rPr>
+          <w:i/>
+          <w:iCs/>
+        </w:rPr>
+        <w:t xml:space="preserve">Which step has the mistake? Explain and fix it:</w:t>
       </w:r>
     </w:p>
     <w:p>
@@ -913,7 +986,7 @@
           <w:b/>
           <w:bCs/>
         </w:rPr>
-        <w:t xml:space="preserve">1. A. 100 + 5.76</w:t>
+        <w:t xml:space="preserve">1. B. 100 + 5.76</w:t>
       </w:r>
     </w:p>
     <w:p>
@@ -945,7 +1018,7 @@
           <w:b/>
           <w:bCs/>
         </w:rPr>
-        <w:t xml:space="preserve">2. A. 110 − 4.24</w:t>
+        <w:t xml:space="preserve">2. B. 110 − 4.24</w:t>
       </w:r>
     </w:p>
     <w:p>
@@ -1009,7 +1082,7 @@
           <w:b/>
           <w:bCs/>
         </w:rPr>
-        <w:t xml:space="preserve">4. A. 12 blocks</w:t>
+        <w:t xml:space="preserve">4. B. 12 blocks</w:t>
       </w:r>
     </w:p>
     <w:p>
@@ -1041,7 +1114,7 @@
           <w:b/>
           <w:bCs/>
         </w:rPr>
-        <w:t xml:space="preserve">5. A. 15 blocks — Ben has walked farther</w:t>
+        <w:t xml:space="preserve">5. B. 15 blocks — Ben has walked farther</w:t>
       </w:r>
     </w:p>
     <w:p>
@@ -1118,6 +1191,34 @@
           <w:bCs/>
         </w:rPr>
         <w:t xml:space="preserve">8. Open response — answers will vary.</w:t>
+      </w:r>
+    </w:p>
+    <w:p>
+      <w:pPr>
+        <w:spacing w:after="40" w:before="0"/>
+      </w:pPr>
+      <w:r>
+        <w:rPr>
+          <w:b/>
+          <w:bCs/>
+        </w:rPr>
+        <w:t xml:space="preserve">9. Fix our table's thinking</w:t>
+      </w:r>
+    </w:p>
+    <w:p>
+      <w:pPr>
+        <w:spacing w:after="20" w:before="0"/>
+      </w:pPr>
+      <w:r>
+        <w:t xml:space="preserve">     The mistake is in Step 2.</w:t>
+      </w:r>
+    </w:p>
+    <w:p>
+      <w:pPr>
+        <w:spacing w:after="20" w:before="0"/>
+      </w:pPr>
+      <w:r>
+        <w:t xml:space="preserve">     Correct work: The correct answer is How many blocks each student has actually walked. The fractions are of different whole routes, so they cannot be compared directly. Turning each fraction into a number of blocks is the plan.</w:t>
       </w:r>
     </w:p>
     <w:sectPr>
@@ -1306,7 +1407,14 @@
 <file path=word/styles.xml><?xml version="1.0" encoding="utf-8"?>
 <w:styles xmlns:mc="http://schemas.openxmlformats.org/markup-compatibility/2006" xmlns:r="http://schemas.openxmlformats.org/officeDocument/2006/relationships" xmlns:w="http://schemas.openxmlformats.org/wordprocessingml/2006/main" xmlns:w14="http://schemas.microsoft.com/office/word/2010/wordml" xmlns:w15="http://schemas.microsoft.com/office/word/2012/wordml" mc:Ignorable="w14 w15">
   <w:docDefaults>
-    <w:rPrDefault/>
+    <w:rPrDefault>
+      <w:rPr>
+        <w:rFonts w:ascii="Arial" w:cs="Arial" w:eastAsia="Arial" w:hAnsi="Arial"/>
+        <w:sz w:val="22"/>
+        <w:szCs w:val="22"/>
+        <w:lang w:val="en-US"/>
+      </w:rPr>
+    </w:rPrDefault>
     <w:pPrDefault/>
   </w:docDefaults>
   <w:style w:type="paragraph" w:styleId="Title">
@@ -1324,10 +1432,16 @@
     <w:basedOn w:val="Normal"/>
     <w:next w:val="Normal"/>
     <w:qFormat/>
+    <w:pPr>
+      <w:keepNext/>
+    </w:pPr>
     <w:rPr>
-      <w:color w:val="2E74B5"/>
-      <w:sz w:val="32"/>
-      <w:szCs w:val="32"/>
+      <w:rFonts w:ascii="Arial" w:cs="Arial" w:eastAsia="Arial" w:hAnsi="Arial"/>
+      <w:b/>
+      <w:bCs/>
+      <w:color w:val="183E56"/>
+      <w:sz w:val="34"/>
+      <w:szCs w:val="34"/>
     </w:rPr>
   </w:style>
   <w:style w:type="paragraph" w:styleId="Heading2">
@@ -1335,8 +1449,14 @@
     <w:basedOn w:val="Normal"/>
     <w:next w:val="Normal"/>
     <w:qFormat/>
+    <w:pPr>
+      <w:keepNext/>
+    </w:pPr>
     <w:rPr>
-      <w:color w:val="2E74B5"/>
+      <w:rFonts w:ascii="Arial" w:cs="Arial" w:eastAsia="Arial" w:hAnsi="Arial"/>
+      <w:b/>
+      <w:bCs/>
+      <w:color w:val="176B70"/>
       <w:sz w:val="26"/>
       <w:szCs w:val="26"/>
     </w:rPr>

--- a/lessons/1-2-group1/homework.docx
+++ b/lessons/1-2-group1/homework.docx
@@ -959,268 +959,6 @@
         <w:t xml:space="preserve">______________________________________________________________________</w:t>
       </w:r>
     </w:p>
-    <w:p>
-      <w:r>
-        <w:br w:type="page"/>
-      </w:r>
-    </w:p>
-    <w:p>
-      <w:pPr>
-        <w:pStyle w:val="Heading1"/>
-        <w:spacing w:after="120"/>
-      </w:pPr>
-      <w:r>
-        <w:rPr>
-          <w:b/>
-          <w:bCs/>
-        </w:rPr>
-        <w:t xml:space="preserve">Answer Key (Teacher)</w:t>
-      </w:r>
-    </w:p>
-    <w:p>
-      <w:pPr>
-        <w:spacing w:after="40" w:before="0"/>
-      </w:pPr>
-      <w:r>
-        <w:rPr>
-          <w:b/>
-          <w:bCs/>
-        </w:rPr>
-        <w:t xml:space="preserve">1. B. 100 + 5.76</w:t>
-      </w:r>
-    </w:p>
-    <w:p>
-      <w:pPr>
-        <w:spacing w:after="20" w:before="0"/>
-      </w:pPr>
-      <w:r>
-        <w:t xml:space="preserve">     100 + 5.76 = 105.76. Decomposing means the parts must rebuild the original number exactly.</w:t>
-      </w:r>
-    </w:p>
-    <w:p>
-      <w:pPr>
-        <w:spacing w:after="80" w:before="0"/>
-      </w:pPr>
-      <w:r>
-        <w:rPr>
-          <w:i/>
-          <w:iCs/>
-        </w:rPr>
-        <w:t xml:space="preserve">     Watch for: Expecting a fraction of a number to be bigger than the number — 5/6 × 540 must be LESS than 540 because 5/6 is less than 1; only a fraction greater than 1, like 6/5, makes the product bigger.</w:t>
-      </w:r>
-    </w:p>
-    <w:p>
-      <w:pPr>
-        <w:spacing w:after="40" w:before="0"/>
-      </w:pPr>
-      <w:r>
-        <w:rPr>
-          <w:b/>
-          <w:bCs/>
-        </w:rPr>
-        <w:t xml:space="preserve">2. B. 110 − 4.24</w:t>
-      </w:r>
-    </w:p>
-    <w:p>
-      <w:pPr>
-        <w:spacing w:after="20" w:before="0"/>
-      </w:pPr>
-      <w:r>
-        <w:t xml:space="preserve">     110 − 4.24 = 105.76. A decomposition can use subtraction, not only addition.</w:t>
-      </w:r>
-    </w:p>
-    <w:p>
-      <w:pPr>
-        <w:spacing w:after="80" w:before="0"/>
-      </w:pPr>
-      <w:r>
-        <w:rPr>
-          <w:i/>
-          <w:iCs/>
-        </w:rPr>
-        <w:t xml:space="preserve">     Watch for: Expecting a fraction of a number to be bigger than the number — 5/6 × 540 must be LESS than 540 because 5/6 is less than 1; only a fraction greater than 1, like 6/5, makes the product bigger.</w:t>
-      </w:r>
-    </w:p>
-    <w:p>
-      <w:pPr>
-        <w:spacing w:after="40" w:before="0"/>
-      </w:pPr>
-      <w:r>
-        <w:rPr>
-          <w:b/>
-          <w:bCs/>
-        </w:rPr>
-        <w:t xml:space="preserve">3. A. How many blocks each student has actually walked</w:t>
-      </w:r>
-    </w:p>
-    <w:p>
-      <w:pPr>
-        <w:spacing w:after="20" w:before="0"/>
-      </w:pPr>
-      <w:r>
-        <w:t xml:space="preserve">     The fractions are of different whole routes, so they cannot be compared directly. Turning each fraction into a number of blocks is the plan.</w:t>
-      </w:r>
-    </w:p>
-    <w:p>
-      <w:pPr>
-        <w:spacing w:after="80" w:before="0"/>
-      </w:pPr>
-      <w:r>
-        <w:rPr>
-          <w:i/>
-          <w:iCs/>
-        </w:rPr>
-        <w:t xml:space="preserve">     Watch for: Expecting a fraction of a number to be bigger than the number — 5/6 × 540 must be LESS than 540 because 5/6 is less than 1; only a fraction greater than 1, like 6/5, makes the product bigger.</w:t>
-      </w:r>
-    </w:p>
-    <w:p>
-      <w:pPr>
-        <w:spacing w:after="40" w:before="0"/>
-      </w:pPr>
-      <w:r>
-        <w:rPr>
-          <w:b/>
-          <w:bCs/>
-        </w:rPr>
-        <w:t xml:space="preserve">4. B. 12 blocks</w:t>
-      </w:r>
-    </w:p>
-    <w:p>
-      <w:pPr>
-        <w:spacing w:after="20" w:before="0"/>
-      </w:pPr>
-      <w:r>
-        <w:t xml:space="preserve">     1/2 of 24 means 24 split into 2 equal parts: 24 ÷ 2 = 12 blocks.</w:t>
-      </w:r>
-    </w:p>
-    <w:p>
-      <w:pPr>
-        <w:spacing w:after="80" w:before="0"/>
-      </w:pPr>
-      <w:r>
-        <w:rPr>
-          <w:i/>
-          <w:iCs/>
-        </w:rPr>
-        <w:t xml:space="preserve">     Watch for: Expecting a fraction of a number to be bigger than the number — 5/6 × 540 must be LESS than 540 because 5/6 is less than 1; only a fraction greater than 1, like 6/5, makes the product bigger.</w:t>
-      </w:r>
-    </w:p>
-    <w:p>
-      <w:pPr>
-        <w:spacing w:after="40" w:before="0"/>
-      </w:pPr>
-      <w:r>
-        <w:rPr>
-          <w:b/>
-          <w:bCs/>
-        </w:rPr>
-        <w:t xml:space="preserve">5. B. 15 blocks — Ben has walked farther</w:t>
-      </w:r>
-    </w:p>
-    <w:p>
-      <w:pPr>
-        <w:spacing w:after="20" w:before="0"/>
-      </w:pPr>
-      <w:r>
-        <w:t xml:space="preserve">     20 ÷ 4 = 5, and 3 of those parts is 5 × 3 = 15 blocks. 15 is greater than Ana's 12, so Ben has walked farther.</w:t>
-      </w:r>
-    </w:p>
-    <w:p>
-      <w:pPr>
-        <w:spacing w:after="80" w:before="0"/>
-      </w:pPr>
-      <w:r>
-        <w:rPr>
-          <w:i/>
-          <w:iCs/>
-        </w:rPr>
-        <w:t xml:space="preserve">     Watch for: Expecting a fraction of a number to be bigger than the number — 5/6 × 540 must be LESS than 540 because 5/6 is less than 1; only a fraction greater than 1, like 6/5, makes the product bigger.</w:t>
-      </w:r>
-    </w:p>
-    <w:p>
-      <w:pPr>
-        <w:spacing w:after="40" w:before="0"/>
-      </w:pPr>
-      <w:r>
-        <w:rPr>
-          <w:b/>
-          <w:bCs/>
-        </w:rPr>
-        <w:t xml:space="preserve">6. Open response — answers will vary.</w:t>
-      </w:r>
-    </w:p>
-    <w:p>
-      <w:pPr>
-        <w:spacing w:after="40" w:before="0"/>
-      </w:pPr>
-      <w:r>
-        <w:rPr>
-          <w:b/>
-          <w:bCs/>
-        </w:rPr>
-        <w:t xml:space="preserve">7. A. No — each fraction is of a different route, so you have to compare the actual blocks</w:t>
-      </w:r>
-    </w:p>
-    <w:p>
-      <w:pPr>
-        <w:spacing w:after="20" w:before="0"/>
-      </w:pPr>
-      <w:r>
-        <w:t xml:space="preserve">     If Ana's route were 40 blocks instead, 1/2 of 40 = 20 blocks, which beats Ben's 15 — same fractions, opposite answer. The size of the whole decides as much as the fraction does.</w:t>
-      </w:r>
-    </w:p>
-    <w:p>
-      <w:pPr>
-        <w:spacing w:after="80" w:before="0"/>
-      </w:pPr>
-      <w:r>
-        <w:rPr>
-          <w:i/>
-          <w:iCs/>
-        </w:rPr>
-        <w:t xml:space="preserve">     Watch for: Expecting a fraction of a number to be bigger than the number — 5/6 × 540 must be LESS than 540 because 5/6 is less than 1; only a fraction greater than 1, like 6/5, makes the product bigger.</w:t>
-      </w:r>
-    </w:p>
-    <w:p>
-      <w:pPr>
-        <w:spacing w:after="40" w:before="0"/>
-      </w:pPr>
-      <w:r>
-        <w:rPr>
-          <w:b/>
-          <w:bCs/>
-        </w:rPr>
-        <w:t xml:space="preserve">8. Open response — answers will vary.</w:t>
-      </w:r>
-    </w:p>
-    <w:p>
-      <w:pPr>
-        <w:spacing w:after="40" w:before="0"/>
-      </w:pPr>
-      <w:r>
-        <w:rPr>
-          <w:b/>
-          <w:bCs/>
-        </w:rPr>
-        <w:t xml:space="preserve">9. Fix our table's thinking</w:t>
-      </w:r>
-    </w:p>
-    <w:p>
-      <w:pPr>
-        <w:spacing w:after="20" w:before="0"/>
-      </w:pPr>
-      <w:r>
-        <w:t xml:space="preserve">     The mistake is in Step 2.</w:t>
-      </w:r>
-    </w:p>
-    <w:p>
-      <w:pPr>
-        <w:spacing w:after="20" w:before="0"/>
-      </w:pPr>
-      <w:r>
-        <w:t xml:space="preserve">     Correct work: The correct answer is How many blocks each student has actually walked. The fractions are of different whole routes, so they cannot be compared directly. Turning each fraction into a number of blocks is the plan.</w:t>
-      </w:r>
-    </w:p>
     <w:sectPr>
       <w:pgSz w:w="11906" w:h="16838" w:orient="portrait"/>
       <w:pgMar w:top="720" w:right="900" w:bottom="720" w:left="900" w:header="708" w:footer="708" w:gutter="0"/>
